--- a/klagomål/A 37770-2022 FSC-klagomål.docx
+++ b/klagomål/A 37770-2022 FSC-klagomål.docx
@@ -735,7 +735,7 @@
     <w:r>
       <w:tab/>
       <w:tab/>
-      <w:t>2026-06-18</w:t>
+      <w:t>2026-06-19</w:t>
       <w:br/>
       <w:br/>
     </w:r>

--- a/klagomål/A 37770-2022 FSC-klagomål.docx
+++ b/klagomål/A 37770-2022 FSC-klagomål.docx
@@ -735,7 +735,7 @@
     <w:r>
       <w:tab/>
       <w:tab/>
-      <w:t>2026-06-19</w:t>
+      <w:t>2026-06-20</w:t>
       <w:br/>
       <w:br/>
     </w:r>

--- a/klagomål/A 37770-2022 FSC-klagomål.docx
+++ b/klagomål/A 37770-2022 FSC-klagomål.docx
@@ -168,38 +168,7 @@
     </w:p>
     <w:p>
       <w:r>
-        <w:t>Detta dokument behandlar höga naturvärden i avverkningsanmälan A 37770-2022 i Malung-Sälens kommun som inkom 2022-09-06 och omfattar 0,8 ha.</w:t>
-      </w:r>
-    </w:p>
-    <w:p>
-      <w:r>
-        <w:t>Nedan presenteras fynd av naturvårdsarter som gjorts i det avverkningsanmälda området, samt relevanta utdrag ur standarderna för FSC, Chain of Custody, Controlled Wood och PEFC.</w:t>
-      </w:r>
-    </w:p>
-    <w:p>
-      <w:r>
-        <w:t>Vi förväntar oss att ni återkommer med ett skriftligt svar på vårt klagomål och även beskriver vilka korrigerande åtgärder ni satt in för att rätta till identifierade brister i er efterlevnad av den svenska FSC standarden.</w:t>
-      </w:r>
-    </w:p>
-    <w:p>
-      <w:pPr>
-        <w:pStyle w:val="Heading1"/>
-      </w:pPr>
-      <w:r>
-        <w:t>Naturvårdsarter</w:t>
-      </w:r>
-    </w:p>
-    <w:p>
-      <w:r>
-        <w:t>Inom 22 meter från avverkningsanmälan har följande 4 naturvårdsarter hittats: garnlav (VU, T), dvärgbägarlav (NT, T), vedskivlav (NT, T) och vågbandad barkbock (S). Av dessa är 3 rödlistade. För rödlistade arter har rödlistekategorin angivits inom parentes. Arter som är signalarter enligt Skogsstyrelsen har markerats med (S). Typiska arter inom Natura 2000 som är kopplade till skogsekosystem har markerats med (T).</w:t>
-      </w:r>
-    </w:p>
-    <w:p>
-      <w:r>
-        <w:t>De påträffade naturvårdsarterna är ett tydligt kvitto på att det rör sig om en skog med höga naturvärden.</w:t>
-      </w:r>
-      <w:r>
-        <w:t xml:space="preserve"> I Figur 1 visas fyndplatser för naturvårdsarter i området, som finns registrerade på Artportalen.</w:t>
+        <w:t>Detta klagomål behandlar höga naturvärden i avverkningsanmälan A 37770-2022 i Malung-Sälens kommun som inkom 2022-09-06 och omfattar 0,8 ha.</w:t>
       </w:r>
     </w:p>
     <w:p>
@@ -209,7 +178,7 @@
       <w:r>
         <w:drawing>
           <wp:inline xmlns:a="http://schemas.openxmlformats.org/drawingml/2006/main" xmlns:pic="http://schemas.openxmlformats.org/drawingml/2006/picture">
-            <wp:extent cx="4175109" cy="5688000"/>
+            <wp:extent cx="4201534" cy="5724000"/>
             <wp:docPr id="1" name="Picture 1"/>
             <wp:cNvGraphicFramePr>
               <a:graphicFrameLocks noChangeAspect="1"/>
@@ -230,7 +199,7 @@
                   <pic:spPr>
                     <a:xfrm>
                       <a:off x="0" y="0"/>
-                      <a:ext cx="4175109" cy="5688000"/>
+                      <a:ext cx="4201534" cy="5724000"/>
                     </a:xfrm>
                     <a:prstGeom prst="rect"/>
                   </pic:spPr>
@@ -247,27 +216,35 @@
         <w:spacing w:after="240"/>
       </w:pPr>
       <w:r>
-        <w:t>Figur 1. Fyndplatser för naturvårdsarter inom 22 meter från avverkningsanmälan (röd linje). Markörer utan svart kant är placerade på fyndplatsen. Markörer med svart kant är placerade vid sidan av fyndplatsen och har ett svart streck som visar fyndplatsens exakta position. Kartans mittpunktskoordinat är N 6720301, E 441233 i SWEREF 99 TM.</w:t>
+        <w:t>Figur 1. Fyndplatser för naturvårdsarter inom 22 meter från avverkningsanmälan. Markörer utan svart kant är placerade på fyndplatsen. Markörer med svart kant är placerade vid sidan av fyndplatsen har ett svart streck som visar fyndplatsens exakta position. Kartans mittpunktskoordinat är N 6720301, E 441233 i SWEREF 99 TM.</w:t>
       </w:r>
     </w:p>
     <w:p>
       <w:r>
-        <w:rPr>
-          <w:b/>
-        </w:rPr>
-        <w:t>Dvärgbägarlav (NT)</w:t>
+        <w:t>Inom 22 meter från avverkningsanmälan finns fynd av 4 naturvårdsarter, varav 3 är rödlistade, 3 är typiska (T) och 1 är signalart (S): garnlav (VU, T), dvärgbägarlav (NT, T), vedskivlav (NT, T) och vågbandad barkbock (S). Se Figur 1.</w:t>
       </w:r>
+    </w:p>
+    <w:p>
       <w:r>
-        <w:t xml:space="preserve"> förekommer över hela Sverige på gammal hård ved, huvudsakligen på tall men i södra Sverige även på ek. Veden utgörs framförallt av grova stubbar, lågor och grenar. Substratet har blivit sällsyntare och nybildning av substrat sker bara i begränsad omfattning. Arten hotas av att grova lågor blir allt sällsyntare i dagens kulturskogar samt att nybildningen av lämpliga substrat går mycket långsamt. En riklig tillgång på gamla tall- eller eklågor måste säkerställas på artens lokaler. Dvärgbägarlav är typisk art för </w:t>
+        <w:t>Nedan presenteras relevanta utdrag ur standarderna för FSC, Chain of Custody, Controlled Wood och PEFC.</w:t>
       </w:r>
+    </w:p>
+    <w:p>
       <w:r>
-        <w:rPr>
-          <w:i/>
-        </w:rPr>
-        <w:t>9010 Taiga</w:t>
+        <w:t>Vi förväntar oss att ni återkommer med ett skriftligt svar på vårt klagomål och även beskriver vilka korrigerande åtgärder ni satt in för att rätta till identifierade brister i er efterlevnad av den svenska FSC standarden.</w:t>
       </w:r>
+    </w:p>
+    <w:p>
+      <w:pPr>
+        <w:pStyle w:val="Heading1"/>
+      </w:pPr>
       <w:r>
-        <w:t xml:space="preserve"> (SLU Artdatabanken, 2024; Nitare &amp; Skogsstyrelsen, 2019).</w:t>
+        <w:t>Naturvårdsarter och fridlysta arter</w:t>
+      </w:r>
+    </w:p>
+    <w:p>
+      <w:r>
+        <w:t>Nedan följer beskrivningar av de naturvårdsarter och fridlysta arter som har sina livsmiljöer och växtplatser i den avverkningsanmälda skogen. De påträffade naturvårdsarterna är ett tydligt kvitto på att det rör sig om en skog med höga naturvärden.</w:t>
       </w:r>
     </w:p>
     <w:p>
@@ -297,6 +274,26 @@
       </w:r>
       <w:r>
         <w:t xml:space="preserve"> (SLU Artdatabanken, 2026).</w:t>
+      </w:r>
+    </w:p>
+    <w:p>
+      <w:r>
+        <w:rPr>
+          <w:b/>
+        </w:rPr>
+        <w:t>Dvärgbägarlav (NT)</w:t>
+      </w:r>
+      <w:r>
+        <w:t xml:space="preserve"> förekommer över hela Sverige på gammal hård ved, huvudsakligen på tall men i södra Sverige även på ek. Veden utgörs framförallt av grova stubbar, lågor och grenar. Substratet har blivit sällsyntare och nybildning av substrat sker bara i begränsad omfattning. Arten hotas av att grova lågor blir allt sällsyntare i dagens kulturskogar samt att nybildningen av lämpliga substrat går mycket långsamt. En riklig tillgång på gamla tall- eller eklågor måste säkerställas på artens lokaler. Dvärgbägarlav är typisk art för </w:t>
+      </w:r>
+      <w:r>
+        <w:rPr>
+          <w:i/>
+        </w:rPr>
+        <w:t>9010 Taiga</w:t>
+      </w:r>
+      <w:r>
+        <w:t xml:space="preserve"> (SLU Artdatabanken, 2024; Nitare &amp; Skogsstyrelsen, 2019).</w:t>
       </w:r>
     </w:p>
     <w:p>
@@ -735,7 +732,7 @@
     <w:r>
       <w:tab/>
       <w:tab/>
-      <w:t>2026-06-20</w:t>
+      <w:t>2026-06-21</w:t>
       <w:br/>
       <w:br/>
     </w:r>

--- a/klagomål/A 37770-2022 FSC-klagomål.docx
+++ b/klagomål/A 37770-2022 FSC-klagomål.docx
@@ -732,7 +732,7 @@
     <w:r>
       <w:tab/>
       <w:tab/>
-      <w:t>2026-06-21</w:t>
+      <w:t>2026-06-22</w:t>
       <w:br/>
       <w:br/>
     </w:r>

--- a/klagomål/A 37770-2022 FSC-klagomål.docx
+++ b/klagomål/A 37770-2022 FSC-klagomål.docx
@@ -732,7 +732,7 @@
     <w:r>
       <w:tab/>
       <w:tab/>
-      <w:t>2026-06-22</w:t>
+      <w:t>2026-06-23</w:t>
       <w:br/>
       <w:br/>
     </w:r>

--- a/klagomål/A 37770-2022 FSC-klagomål.docx
+++ b/klagomål/A 37770-2022 FSC-klagomål.docx
@@ -732,7 +732,7 @@
     <w:r>
       <w:tab/>
       <w:tab/>
-      <w:t>2026-06-23</w:t>
+      <w:t>2026-06-24</w:t>
       <w:br/>
       <w:br/>
     </w:r>

--- a/klagomål/A 37770-2022 FSC-klagomål.docx
+++ b/klagomål/A 37770-2022 FSC-klagomål.docx
@@ -732,7 +732,7 @@
     <w:r>
       <w:tab/>
       <w:tab/>
-      <w:t>2026-06-24</w:t>
+      <w:t>2026-06-25</w:t>
       <w:br/>
       <w:br/>
     </w:r>

--- a/klagomål/A 37770-2022 FSC-klagomål.docx
+++ b/klagomål/A 37770-2022 FSC-klagomål.docx
@@ -732,7 +732,7 @@
     <w:r>
       <w:tab/>
       <w:tab/>
-      <w:t>2026-06-25</w:t>
+      <w:t>2026-06-26</w:t>
       <w:br/>
       <w:br/>
     </w:r>

--- a/klagomål/A 37770-2022 FSC-klagomål.docx
+++ b/klagomål/A 37770-2022 FSC-klagomål.docx
@@ -732,7 +732,7 @@
     <w:r>
       <w:tab/>
       <w:tab/>
-      <w:t>2026-06-26</w:t>
+      <w:t>2026-06-27</w:t>
       <w:br/>
       <w:br/>
     </w:r>

--- a/klagomål/A 37770-2022 FSC-klagomål.docx
+++ b/klagomål/A 37770-2022 FSC-klagomål.docx
@@ -732,7 +732,7 @@
     <w:r>
       <w:tab/>
       <w:tab/>
-      <w:t>2026-06-27</w:t>
+      <w:t>2026-06-28</w:t>
       <w:br/>
       <w:br/>
     </w:r>

--- a/klagomål/A 37770-2022 FSC-klagomål.docx
+++ b/klagomål/A 37770-2022 FSC-klagomål.docx
@@ -732,7 +732,7 @@
     <w:r>
       <w:tab/>
       <w:tab/>
-      <w:t>2026-06-28</w:t>
+      <w:t>2026-06-29</w:t>
       <w:br/>
       <w:br/>
     </w:r>

--- a/klagomål/A 37770-2022 FSC-klagomål.docx
+++ b/klagomål/A 37770-2022 FSC-klagomål.docx
@@ -732,7 +732,7 @@
     <w:r>
       <w:tab/>
       <w:tab/>
-      <w:t>2026-06-29</w:t>
+      <w:t>2026-06-30</w:t>
       <w:br/>
       <w:br/>
     </w:r>

--- a/klagomål/A 37770-2022 FSC-klagomål.docx
+++ b/klagomål/A 37770-2022 FSC-klagomål.docx
@@ -732,7 +732,7 @@
     <w:r>
       <w:tab/>
       <w:tab/>
-      <w:t>2026-06-30</w:t>
+      <w:t>2026-07-01</w:t>
       <w:br/>
       <w:br/>
     </w:r>

--- a/klagomål/A 37770-2022 FSC-klagomål.docx
+++ b/klagomål/A 37770-2022 FSC-klagomål.docx
@@ -732,7 +732,7 @@
     <w:r>
       <w:tab/>
       <w:tab/>
-      <w:t>2026-07-01</w:t>
+      <w:t>2026-07-02</w:t>
       <w:br/>
       <w:br/>
     </w:r>

--- a/klagomål/A 37770-2022 FSC-klagomål.docx
+++ b/klagomål/A 37770-2022 FSC-klagomål.docx
@@ -732,7 +732,7 @@
     <w:r>
       <w:tab/>
       <w:tab/>
-      <w:t>2026-07-13</w:t>
+      <w:t>2026-07-14</w:t>
       <w:br/>
       <w:br/>
     </w:r>

--- a/klagomål/A 37770-2022 FSC-klagomål.docx
+++ b/klagomål/A 37770-2022 FSC-klagomål.docx
@@ -732,7 +732,7 @@
     <w:r>
       <w:tab/>
       <w:tab/>
-      <w:t>2026-07-14</w:t>
+      <w:t>2026-07-15</w:t>
       <w:br/>
       <w:br/>
     </w:r>

--- a/klagomål/A 37770-2022 FSC-klagomål.docx
+++ b/klagomål/A 37770-2022 FSC-klagomål.docx
@@ -732,7 +732,7 @@
     <w:r>
       <w:tab/>
       <w:tab/>
-      <w:t>2026-07-15</w:t>
+      <w:t>2026-07-16</w:t>
       <w:br/>
       <w:br/>
     </w:r>

--- a/klagomål/A 37770-2022 FSC-klagomål.docx
+++ b/klagomål/A 37770-2022 FSC-klagomål.docx
@@ -732,7 +732,7 @@
     <w:r>
       <w:tab/>
       <w:tab/>
-      <w:t>2026-07-16</w:t>
+      <w:t>2026-07-17</w:t>
       <w:br/>
       <w:br/>
     </w:r>

--- a/klagomål/A 37770-2022 FSC-klagomål.docx
+++ b/klagomål/A 37770-2022 FSC-klagomål.docx
@@ -732,7 +732,7 @@
     <w:r>
       <w:tab/>
       <w:tab/>
-      <w:t>2026-07-17</w:t>
+      <w:t>2026-07-18</w:t>
       <w:br/>
       <w:br/>
     </w:r>

--- a/klagomål/A 37770-2022 FSC-klagomål.docx
+++ b/klagomål/A 37770-2022 FSC-klagomål.docx
@@ -732,7 +732,7 @@
     <w:r>
       <w:tab/>
       <w:tab/>
-      <w:t>2026-07-18</w:t>
+      <w:t>2026-07-19</w:t>
       <w:br/>
       <w:br/>
     </w:r>

--- a/klagomål/A 37770-2022 FSC-klagomål.docx
+++ b/klagomål/A 37770-2022 FSC-klagomål.docx
@@ -732,7 +732,7 @@
     <w:r>
       <w:tab/>
       <w:tab/>
-      <w:t>2026-07-19</w:t>
+      <w:t>2026-07-20</w:t>
       <w:br/>
       <w:br/>
     </w:r>

--- a/klagomål/A 37770-2022 FSC-klagomål.docx
+++ b/klagomål/A 37770-2022 FSC-klagomål.docx
@@ -732,7 +732,7 @@
     <w:r>
       <w:tab/>
       <w:tab/>
-      <w:t>2026-07-20</w:t>
+      <w:t>2026-07-21</w:t>
       <w:br/>
       <w:br/>
     </w:r>

--- a/klagomål/A 37770-2022 FSC-klagomål.docx
+++ b/klagomål/A 37770-2022 FSC-klagomål.docx
@@ -732,7 +732,7 @@
     <w:r>
       <w:tab/>
       <w:tab/>
-      <w:t>2026-07-21</w:t>
+      <w:t>2026-07-22</w:t>
       <w:br/>
       <w:br/>
     </w:r>

--- a/klagomål/A 37770-2022 FSC-klagomål.docx
+++ b/klagomål/A 37770-2022 FSC-klagomål.docx
@@ -732,7 +732,7 @@
     <w:r>
       <w:tab/>
       <w:tab/>
-      <w:t>2026-07-22</w:t>
+      <w:t>2026-07-23</w:t>
       <w:br/>
       <w:br/>
     </w:r>

--- a/klagomål/A 37770-2022 FSC-klagomål.docx
+++ b/klagomål/A 37770-2022 FSC-klagomål.docx
@@ -732,7 +732,7 @@
     <w:r>
       <w:tab/>
       <w:tab/>
-      <w:t>2026-07-23</w:t>
+      <w:t>2026-07-24</w:t>
       <w:br/>
       <w:br/>
     </w:r>

--- a/klagomål/A 37770-2022 FSC-klagomål.docx
+++ b/klagomål/A 37770-2022 FSC-klagomål.docx
@@ -732,7 +732,7 @@
     <w:r>
       <w:tab/>
       <w:tab/>
-      <w:t>2026-07-24</w:t>
+      <w:t>2026-07-25</w:t>
       <w:br/>
       <w:br/>
     </w:r>

--- a/klagomål/A 37770-2022 FSC-klagomål.docx
+++ b/klagomål/A 37770-2022 FSC-klagomål.docx
@@ -732,7 +732,7 @@
     <w:r>
       <w:tab/>
       <w:tab/>
-      <w:t>2026-07-25</w:t>
+      <w:t>2026-07-26</w:t>
       <w:br/>
       <w:br/>
     </w:r>

--- a/klagomål/A 37770-2022 FSC-klagomål.docx
+++ b/klagomål/A 37770-2022 FSC-klagomål.docx
@@ -732,7 +732,7 @@
     <w:r>
       <w:tab/>
       <w:tab/>
-      <w:t>2026-07-26</w:t>
+      <w:t>2026-07-27</w:t>
       <w:br/>
       <w:br/>
     </w:r>

--- a/klagomål/A 37770-2022 FSC-klagomål.docx
+++ b/klagomål/A 37770-2022 FSC-klagomål.docx
@@ -732,7 +732,7 @@
     <w:r>
       <w:tab/>
       <w:tab/>
-      <w:t>2026-07-27</w:t>
+      <w:t>2026-07-28</w:t>
       <w:br/>
       <w:br/>
     </w:r>

--- a/klagomål/A 37770-2022 FSC-klagomål.docx
+++ b/klagomål/A 37770-2022 FSC-klagomål.docx
@@ -732,7 +732,7 @@
     <w:r>
       <w:tab/>
       <w:tab/>
-      <w:t>2026-07-28</w:t>
+      <w:t>2026-07-29</w:t>
       <w:br/>
       <w:br/>
     </w:r>

--- a/klagomål/A 37770-2022 FSC-klagomål.docx
+++ b/klagomål/A 37770-2022 FSC-klagomål.docx
@@ -732,7 +732,7 @@
     <w:r>
       <w:tab/>
       <w:tab/>
-      <w:t>2026-07-29</w:t>
+      <w:t>2026-07-30</w:t>
       <w:br/>
       <w:br/>
     </w:r>

--- a/klagomål/A 37770-2022 FSC-klagomål.docx
+++ b/klagomål/A 37770-2022 FSC-klagomål.docx
@@ -732,7 +732,7 @@
     <w:r>
       <w:tab/>
       <w:tab/>
-      <w:t>2026-07-30</w:t>
+      <w:t>2026-07-31</w:t>
       <w:br/>
       <w:br/>
     </w:r>

--- a/klagomål/A 37770-2022 FSC-klagomål.docx
+++ b/klagomål/A 37770-2022 FSC-klagomål.docx
@@ -732,7 +732,7 @@
     <w:r>
       <w:tab/>
       <w:tab/>
-      <w:t>2026-07-31</w:t>
+      <w:t>2026-08-01</w:t>
       <w:br/>
       <w:br/>
     </w:r>

--- a/klagomål/A 37770-2022 FSC-klagomål.docx
+++ b/klagomål/A 37770-2022 FSC-klagomål.docx
@@ -732,7 +732,7 @@
     <w:r>
       <w:tab/>
       <w:tab/>
-      <w:t>2026-08-01</w:t>
+      <w:t>2026-08-02</w:t>
       <w:br/>
       <w:br/>
     </w:r>

--- a/klagomål/A 37770-2022 FSC-klagomål.docx
+++ b/klagomål/A 37770-2022 FSC-klagomål.docx
@@ -732,7 +732,7 @@
     <w:r>
       <w:tab/>
       <w:tab/>
-      <w:t>2026-08-02</w:t>
+      <w:t>2026-08-03</w:t>
       <w:br/>
       <w:br/>
     </w:r>

--- a/klagomål/A 37770-2022 FSC-klagomål.docx
+++ b/klagomål/A 37770-2022 FSC-klagomål.docx
@@ -732,7 +732,7 @@
     <w:r>
       <w:tab/>
       <w:tab/>
-      <w:t>2026-08-03</w:t>
+      <w:t>2026-08-05</w:t>
       <w:br/>
       <w:br/>
     </w:r>

--- a/klagomål/A 37770-2022 FSC-klagomål.docx
+++ b/klagomål/A 37770-2022 FSC-klagomål.docx
@@ -732,7 +732,7 @@
     <w:r>
       <w:tab/>
       <w:tab/>
-      <w:t>2026-08-05</w:t>
+      <w:t>2026-08-07</w:t>
       <w:br/>
       <w:br/>
     </w:r>

--- a/klagomål/A 37770-2022 FSC-klagomål.docx
+++ b/klagomål/A 37770-2022 FSC-klagomål.docx
@@ -732,7 +732,7 @@
     <w:r>
       <w:tab/>
       <w:tab/>
-      <w:t>2026-08-07</w:t>
+      <w:t>2026-08-08</w:t>
       <w:br/>
       <w:br/>
     </w:r>

--- a/klagomål/A 37770-2022 FSC-klagomål.docx
+++ b/klagomål/A 37770-2022 FSC-klagomål.docx
@@ -216,7 +216,7 @@
         <w:spacing w:after="240"/>
       </w:pPr>
       <w:r>
-        <w:t>Figur 1. Fyndplatser för naturvårdsarter inom 22 meter från avverkningsanmälan. Markörer utan svart kant är placerade på fyndplatsen. Markörer med svart kant är placerade vid sidan av fyndplatsen har ett svart streck som visar fyndplatsens exakta position. Kartans mittpunktskoordinat är N 6720301, E 441233 i SWEREF 99 TM.</w:t>
+        <w:t>Figur 1. Fyndplatser för naturvårdsarter inom 22 meter från avverkningsanmälan. Markörer utan svart kant är placerade på fyndplatsen. Markörer med svart kant är placerade vid sidan av fyndplatsen och har ett svart streck som visar fyndplatsens exakta position. Kartans mittpunktskoordinat är N 6720301, E 441233 i SWEREF 99 TM.</w:t>
       </w:r>
     </w:p>
     <w:p>
@@ -732,7 +732,7 @@
     <w:r>
       <w:tab/>
       <w:tab/>
-      <w:t>2026-08-14</w:t>
+      <w:t>2026-08-15</w:t>
       <w:br/>
       <w:br/>
     </w:r>

--- a/klagomål/A 37770-2022 FSC-klagomål.docx
+++ b/klagomål/A 37770-2022 FSC-klagomål.docx
@@ -732,7 +732,7 @@
     <w:r>
       <w:tab/>
       <w:tab/>
-      <w:t>2026-08-15</w:t>
+      <w:t>2026-08-16</w:t>
       <w:br/>
       <w:br/>
     </w:r>

--- a/klagomål/A 37770-2022 FSC-klagomål.docx
+++ b/klagomål/A 37770-2022 FSC-klagomål.docx
@@ -732,7 +732,7 @@
     <w:r>
       <w:tab/>
       <w:tab/>
-      <w:t>2026-08-16</w:t>
+      <w:t>2026-08-17</w:t>
       <w:br/>
       <w:br/>
     </w:r>

--- a/klagomål/A 37770-2022 FSC-klagomål.docx
+++ b/klagomål/A 37770-2022 FSC-klagomål.docx
@@ -732,7 +732,7 @@
     <w:r>
       <w:tab/>
       <w:tab/>
-      <w:t>2026-08-17</w:t>
+      <w:t>2026-08-18</w:t>
       <w:br/>
       <w:br/>
     </w:r>

--- a/klagomål/A 37770-2022 FSC-klagomål.docx
+++ b/klagomål/A 37770-2022 FSC-klagomål.docx
@@ -732,7 +732,7 @@
     <w:r>
       <w:tab/>
       <w:tab/>
-      <w:t>2026-08-18</w:t>
+      <w:t>2026-08-19</w:t>
       <w:br/>
       <w:br/>
     </w:r>

--- a/klagomål/A 37770-2022 FSC-klagomål.docx
+++ b/klagomål/A 37770-2022 FSC-klagomål.docx
@@ -732,7 +732,7 @@
     <w:r>
       <w:tab/>
       <w:tab/>
-      <w:t>2026-08-19</w:t>
+      <w:t>2026-08-20</w:t>
       <w:br/>
       <w:br/>
     </w:r>

--- a/klagomål/A 37770-2022 FSC-klagomål.docx
+++ b/klagomål/A 37770-2022 FSC-klagomål.docx
@@ -732,7 +732,7 @@
     <w:r>
       <w:tab/>
       <w:tab/>
-      <w:t>2026-08-20</w:t>
+      <w:t>2026-08-21</w:t>
       <w:br/>
       <w:br/>
     </w:r>

--- a/klagomål/A 37770-2022 FSC-klagomål.docx
+++ b/klagomål/A 37770-2022 FSC-klagomål.docx
@@ -732,7 +732,7 @@
     <w:r>
       <w:tab/>
       <w:tab/>
-      <w:t>2026-08-21</w:t>
+      <w:t>2026-08-22</w:t>
       <w:br/>
       <w:br/>
     </w:r>

--- a/klagomål/A 37770-2022 FSC-klagomål.docx
+++ b/klagomål/A 37770-2022 FSC-klagomål.docx
@@ -732,7 +732,7 @@
     <w:r>
       <w:tab/>
       <w:tab/>
-      <w:t>2026-08-22</w:t>
+      <w:t>2026-08-23</w:t>
       <w:br/>
       <w:br/>
     </w:r>

--- a/klagomål/A 37770-2022 FSC-klagomål.docx
+++ b/klagomål/A 37770-2022 FSC-klagomål.docx
@@ -732,7 +732,7 @@
     <w:r>
       <w:tab/>
       <w:tab/>
-      <w:t>2026-08-23</w:t>
+      <w:t>2026-08-24</w:t>
       <w:br/>
       <w:br/>
     </w:r>

--- a/klagomål/A 37770-2022 FSC-klagomål.docx
+++ b/klagomål/A 37770-2022 FSC-klagomål.docx
@@ -732,7 +732,7 @@
     <w:r>
       <w:tab/>
       <w:tab/>
-      <w:t>2026-08-24</w:t>
+      <w:t>2026-08-25</w:t>
       <w:br/>
       <w:br/>
     </w:r>

--- a/klagomål/A 37770-2022 FSC-klagomål.docx
+++ b/klagomål/A 37770-2022 FSC-klagomål.docx
@@ -732,7 +732,7 @@
     <w:r>
       <w:tab/>
       <w:tab/>
-      <w:t>2026-08-25</w:t>
+      <w:t>2026-08-26</w:t>
       <w:br/>
       <w:br/>
     </w:r>

--- a/klagomål/A 37770-2022 FSC-klagomål.docx
+++ b/klagomål/A 37770-2022 FSC-klagomål.docx
@@ -732,7 +732,7 @@
     <w:r>
       <w:tab/>
       <w:tab/>
-      <w:t>2026-08-26</w:t>
+      <w:t>2026-08-27</w:t>
       <w:br/>
       <w:br/>
     </w:r>

--- a/klagomål/A 37770-2022 FSC-klagomål.docx
+++ b/klagomål/A 37770-2022 FSC-klagomål.docx
@@ -732,7 +732,7 @@
     <w:r>
       <w:tab/>
       <w:tab/>
-      <w:t>2026-08-27</w:t>
+      <w:t>2026-08-28</w:t>
       <w:br/>
       <w:br/>
     </w:r>

--- a/klagomål/A 37770-2022 FSC-klagomål.docx
+++ b/klagomål/A 37770-2022 FSC-klagomål.docx
@@ -732,7 +732,7 @@
     <w:r>
       <w:tab/>
       <w:tab/>
-      <w:t>2026-08-28</w:t>
+      <w:t>2026-08-29</w:t>
       <w:br/>
       <w:br/>
     </w:r>

--- a/klagomål/A 37770-2022 FSC-klagomål.docx
+++ b/klagomål/A 37770-2022 FSC-klagomål.docx
@@ -732,7 +732,7 @@
     <w:r>
       <w:tab/>
       <w:tab/>
-      <w:t>2026-08-29</w:t>
+      <w:t>2026-08-31</w:t>
       <w:br/>
       <w:br/>
     </w:r>

--- a/klagomål/A 37770-2022 FSC-klagomål.docx
+++ b/klagomål/A 37770-2022 FSC-klagomål.docx
@@ -732,7 +732,7 @@
     <w:r>
       <w:tab/>
       <w:tab/>
-      <w:t>2026-08-31</w:t>
+      <w:t>2026-09-01</w:t>
       <w:br/>
       <w:br/>
     </w:r>

--- a/klagomål/A 37770-2022 FSC-klagomål.docx
+++ b/klagomål/A 37770-2022 FSC-klagomål.docx
@@ -732,7 +732,7 @@
     <w:r>
       <w:tab/>
       <w:tab/>
-      <w:t>2026-09-01</w:t>
+      <w:t>2026-09-02</w:t>
       <w:br/>
       <w:br/>
     </w:r>

--- a/klagomål/A 37770-2022 FSC-klagomål.docx
+++ b/klagomål/A 37770-2022 FSC-klagomål.docx
@@ -732,7 +732,7 @@
     <w:r>
       <w:tab/>
       <w:tab/>
-      <w:t>2026-09-02</w:t>
+      <w:t>2026-09-03</w:t>
       <w:br/>
       <w:br/>
     </w:r>

--- a/klagomål/A 37770-2022 FSC-klagomål.docx
+++ b/klagomål/A 37770-2022 FSC-klagomål.docx
@@ -732,7 +732,7 @@
     <w:r>
       <w:tab/>
       <w:tab/>
-      <w:t>2026-09-03</w:t>
+      <w:t>2026-09-04</w:t>
       <w:br/>
       <w:br/>
     </w:r>

--- a/klagomål/A 37770-2022 FSC-klagomål.docx
+++ b/klagomål/A 37770-2022 FSC-klagomål.docx
@@ -732,7 +732,7 @@
     <w:r>
       <w:tab/>
       <w:tab/>
-      <w:t>2026-09-04</w:t>
+      <w:t>2026-09-05</w:t>
       <w:br/>
       <w:br/>
     </w:r>

--- a/klagomål/A 37770-2022 FSC-klagomål.docx
+++ b/klagomål/A 37770-2022 FSC-klagomål.docx
@@ -732,7 +732,7 @@
     <w:r>
       <w:tab/>
       <w:tab/>
-      <w:t>2026-09-05</w:t>
+      <w:t>2026-09-06</w:t>
       <w:br/>
       <w:br/>
     </w:r>

--- a/klagomål/A 37770-2022 FSC-klagomål.docx
+++ b/klagomål/A 37770-2022 FSC-klagomål.docx
@@ -732,7 +732,7 @@
     <w:r>
       <w:tab/>
       <w:tab/>
-      <w:t>2026-09-06</w:t>
+      <w:t>2026-09-07</w:t>
       <w:br/>
       <w:br/>
     </w:r>

--- a/klagomål/A 37770-2022 FSC-klagomål.docx
+++ b/klagomål/A 37770-2022 FSC-klagomål.docx
@@ -732,7 +732,7 @@
     <w:r>
       <w:tab/>
       <w:tab/>
-      <w:t>2026-09-07</w:t>
+      <w:t>2026-09-08</w:t>
       <w:br/>
       <w:br/>
     </w:r>

--- a/klagomål/A 37770-2022 FSC-klagomål.docx
+++ b/klagomål/A 37770-2022 FSC-klagomål.docx
@@ -732,7 +732,7 @@
     <w:r>
       <w:tab/>
       <w:tab/>
-      <w:t>2026-09-08</w:t>
+      <w:t>2026-09-09</w:t>
       <w:br/>
       <w:br/>
     </w:r>

--- a/klagomål/A 37770-2022 FSC-klagomål.docx
+++ b/klagomål/A 37770-2022 FSC-klagomål.docx
@@ -732,7 +732,7 @@
     <w:r>
       <w:tab/>
       <w:tab/>
-      <w:t>2026-09-09</w:t>
+      <w:t>2026-09-10</w:t>
       <w:br/>
       <w:br/>
     </w:r>

--- a/klagomål/A 37770-2022 FSC-klagomål.docx
+++ b/klagomål/A 37770-2022 FSC-klagomål.docx
@@ -732,7 +732,7 @@
     <w:r>
       <w:tab/>
       <w:tab/>
-      <w:t>2026-09-10</w:t>
+      <w:t>2026-09-11</w:t>
       <w:br/>
       <w:br/>
     </w:r>

--- a/klagomål/A 37770-2022 FSC-klagomål.docx
+++ b/klagomål/A 37770-2022 FSC-klagomål.docx
@@ -732,7 +732,7 @@
     <w:r>
       <w:tab/>
       <w:tab/>
-      <w:t>2026-09-11</w:t>
+      <w:t>2026-09-12</w:t>
       <w:br/>
       <w:br/>
     </w:r>

--- a/klagomål/A 37770-2022 FSC-klagomål.docx
+++ b/klagomål/A 37770-2022 FSC-klagomål.docx
@@ -732,7 +732,7 @@
     <w:r>
       <w:tab/>
       <w:tab/>
-      <w:t>2026-09-12</w:t>
+      <w:t>2026-09-13</w:t>
       <w:br/>
       <w:br/>
     </w:r>
